--- a/feriados262.docx
+++ b/feriados262.docx
@@ -214,6 +214,12 @@
           <w:color w:val="4EA72E" w:themeColor="accent6"/>
         </w:rPr>
         <w:t>Férias – 19 a 28 de janeiro</w:t>
+      </w:r>
+      <w:r>
+        <w:rPr>
+          <w:color w:val="4EA72E" w:themeColor="accent6"/>
+        </w:rPr>
+        <w:t>1</w:t>
       </w:r>
     </w:p>
     <w:p>
